--- a/content/CP4807/CP4807-2.docx
+++ b/content/CP4807/CP4807-2.docx
@@ -46,7 +46,7 @@
           </w:tcPr>
           <w:p>
             <w:pPr>
-              <w:pStyle w:val="Wsreference"/>
+              <w:pStyle w:val="AIinstructions"/>
             </w:pPr>
             <w:r>
               <w:t/>
@@ -412,8 +412,14 @@
     <w:p>
       <w:pPr>
         <w:pStyle w:val="Heading2"/>
-      </w:pPr>
-      <w:r>
+        <w:rPr>
+          <w:lang w:val="en-GB"/>
+        </w:rPr>
+      </w:pPr>
+      <w:r>
+        <w:rPr>
+          <w:lang w:val="en-GB"/>
+        </w:rPr>
         <w:t>Over to you:</w:t>
       </w:r>
     </w:p>
@@ -639,8 +645,14 @@
     <w:p>
       <w:pPr>
         <w:pStyle w:val="Heading2"/>
-      </w:pPr>
-      <w:r>
+        <w:rPr>
+          <w:lang w:val="en-GB"/>
+        </w:rPr>
+      </w:pPr>
+      <w:r>
+        <w:rPr>
+          <w:lang w:val="en-GB"/>
+        </w:rPr>
         <w:t>Over to you:</w:t>
       </w:r>
     </w:p>
@@ -911,6 +923,92 @@
     </w:lvl>
   </w:abstractNum>
   <w:abstractNum w:abstractNumId="1" w15:restartNumberingAfterBreak="0">
+    <w:nsid w:val="1CF64BAE"/>
+    <w:multiLevelType w:val="hybridMultilevel"/>
+    <w:tmpl w:val="3E6C0900"/>
+    <w:lvl w:ilvl="0" w:tplc="0809000F">
+      <w:start w:val="1"/>
+      <w:numFmt w:val="decimal"/>
+      <w:lvlText w:val="%1."/>
+      <w:lvlJc w:val="left"/>
+      <w:pPr>
+        <w:ind w:left="720" w:hanging="360"/>
+      </w:pPr>
+    </w:lvl>
+    <w:lvl w:ilvl="1" w:tplc="08090019">
+      <w:start w:val="1"/>
+      <w:numFmt w:val="lowerLetter"/>
+      <w:lvlText w:val="%2."/>
+      <w:lvlJc w:val="left"/>
+      <w:pPr>
+        <w:ind w:left="1440" w:hanging="360"/>
+      </w:pPr>
+    </w:lvl>
+    <w:lvl w:ilvl="2" w:tplc="0809001B">
+      <w:start w:val="1"/>
+      <w:numFmt w:val="lowerRoman"/>
+      <w:lvlText w:val="%3."/>
+      <w:lvlJc w:val="right"/>
+      <w:pPr>
+        <w:ind w:left="2160" w:hanging="180"/>
+      </w:pPr>
+    </w:lvl>
+    <w:lvl w:ilvl="3" w:tplc="0809000F">
+      <w:start w:val="1"/>
+      <w:numFmt w:val="decimal"/>
+      <w:lvlText w:val="%4."/>
+      <w:lvlJc w:val="left"/>
+      <w:pPr>
+        <w:ind w:left="2880" w:hanging="360"/>
+      </w:pPr>
+    </w:lvl>
+    <w:lvl w:ilvl="4" w:tplc="08090019">
+      <w:start w:val="1"/>
+      <w:numFmt w:val="lowerLetter"/>
+      <w:lvlText w:val="%5."/>
+      <w:lvlJc w:val="left"/>
+      <w:pPr>
+        <w:ind w:left="3600" w:hanging="360"/>
+      </w:pPr>
+    </w:lvl>
+    <w:lvl w:ilvl="5" w:tplc="0809001B">
+      <w:start w:val="1"/>
+      <w:numFmt w:val="lowerRoman"/>
+      <w:lvlText w:val="%6."/>
+      <w:lvlJc w:val="right"/>
+      <w:pPr>
+        <w:ind w:left="4320" w:hanging="180"/>
+      </w:pPr>
+    </w:lvl>
+    <w:lvl w:ilvl="6" w:tplc="0809000F">
+      <w:start w:val="1"/>
+      <w:numFmt w:val="decimal"/>
+      <w:lvlText w:val="%7."/>
+      <w:lvlJc w:val="left"/>
+      <w:pPr>
+        <w:ind w:left="5040" w:hanging="360"/>
+      </w:pPr>
+    </w:lvl>
+    <w:lvl w:ilvl="7" w:tplc="08090019">
+      <w:start w:val="1"/>
+      <w:numFmt w:val="lowerLetter"/>
+      <w:lvlText w:val="%8."/>
+      <w:lvlJc w:val="left"/>
+      <w:pPr>
+        <w:ind w:left="5760" w:hanging="360"/>
+      </w:pPr>
+    </w:lvl>
+    <w:lvl w:ilvl="8" w:tplc="0809001B">
+      <w:start w:val="1"/>
+      <w:numFmt w:val="lowerRoman"/>
+      <w:lvlText w:val="%9."/>
+      <w:lvlJc w:val="right"/>
+      <w:pPr>
+        <w:ind w:left="6480" w:hanging="180"/>
+      </w:pPr>
+    </w:lvl>
+  </w:abstractNum>
+  <w:abstractNum w:abstractNumId="2" w15:restartNumberingAfterBreak="0">
     <w:nsid w:val="1EDE6A06"/>
     <w:multiLevelType w:val="hybridMultilevel"/>
     <w:tmpl w:val="107E292A"/>
@@ -1050,7 +1148,7 @@
       </w:rPr>
     </w:lvl>
   </w:abstractNum>
-  <w:abstractNum w:abstractNumId="2" w15:restartNumberingAfterBreak="0">
+  <w:abstractNum w:abstractNumId="3" w15:restartNumberingAfterBreak="0">
     <w:nsid w:val="27231DF8"/>
     <w:multiLevelType w:val="hybridMultilevel"/>
     <w:tmpl w:val="F1DE6CB2"/>
@@ -1163,7 +1261,7 @@
       </w:rPr>
     </w:lvl>
   </w:abstractNum>
-  <w:abstractNum w:abstractNumId="3" w15:restartNumberingAfterBreak="0">
+  <w:abstractNum w:abstractNumId="4" w15:restartNumberingAfterBreak="0">
     <w:nsid w:val="42CA77DD"/>
     <w:multiLevelType w:val="hybridMultilevel"/>
     <w:tmpl w:val="C180E7F8"/>
@@ -1249,7 +1347,7 @@
       </w:pPr>
     </w:lvl>
   </w:abstractNum>
-  <w:abstractNum w:abstractNumId="4" w15:restartNumberingAfterBreak="0">
+  <w:abstractNum w:abstractNumId="5" w15:restartNumberingAfterBreak="0">
     <w:nsid w:val="43BC4DEA"/>
     <w:multiLevelType w:val="hybridMultilevel"/>
     <w:tmpl w:val="C180E7F8"/>
@@ -1335,7 +1433,7 @@
       </w:pPr>
     </w:lvl>
   </w:abstractNum>
-  <w:abstractNum w:abstractNumId="5" w15:restartNumberingAfterBreak="0">
+  <w:abstractNum w:abstractNumId="6" w15:restartNumberingAfterBreak="0">
     <w:nsid w:val="461F5479"/>
     <w:multiLevelType w:val="hybridMultilevel"/>
     <w:tmpl w:val="E2687198"/>
@@ -1421,7 +1519,7 @@
       </w:pPr>
     </w:lvl>
   </w:abstractNum>
-  <w:abstractNum w:abstractNumId="6" w15:restartNumberingAfterBreak="0">
+  <w:abstractNum w:abstractNumId="7" w15:restartNumberingAfterBreak="0">
     <w:nsid w:val="510F0421"/>
     <w:multiLevelType w:val="hybridMultilevel"/>
     <w:tmpl w:val="FEC092D4"/>
@@ -1535,7 +1633,7 @@
       </w:rPr>
     </w:lvl>
   </w:abstractNum>
-  <w:abstractNum w:abstractNumId="7" w15:restartNumberingAfterBreak="0">
+  <w:abstractNum w:abstractNumId="8" w15:restartNumberingAfterBreak="0">
     <w:nsid w:val="61930371"/>
     <w:multiLevelType w:val="hybridMultilevel"/>
     <w:tmpl w:val="C180E7F8"/>
@@ -1621,7 +1719,7 @@
       </w:pPr>
     </w:lvl>
   </w:abstractNum>
-  <w:abstractNum w:abstractNumId="8" w15:restartNumberingAfterBreak="0">
+  <w:abstractNum w:abstractNumId="9" w15:restartNumberingAfterBreak="0">
     <w:nsid w:val="691A4E7A"/>
     <w:multiLevelType w:val="hybridMultilevel"/>
     <w:tmpl w:val="30885F9E"/>
@@ -1708,7 +1806,7 @@
       </w:pPr>
     </w:lvl>
   </w:abstractNum>
-  <w:abstractNum w:abstractNumId="9" w15:restartNumberingAfterBreak="0">
+  <w:abstractNum w:abstractNumId="10" w15:restartNumberingAfterBreak="0">
     <w:nsid w:val="71690A50"/>
     <w:multiLevelType w:val="hybridMultilevel"/>
     <w:tmpl w:val="C180E7F8"/>
@@ -1795,106 +1893,136 @@
     </w:lvl>
   </w:abstractNum>
   <w:num w:numId="1" w16cid:durableId="697898980">
-    <w:abstractNumId w:val="5"/>
+    <w:abstractNumId w:val="6"/>
   </w:num>
   <w:num w:numId="2" w16cid:durableId="1205171970">
-    <w:abstractNumId w:val="6"/>
+    <w:abstractNumId w:val="7"/>
   </w:num>
   <w:num w:numId="3" w16cid:durableId="1887140642">
-    <w:abstractNumId w:val="2"/>
+    <w:abstractNumId w:val="3"/>
   </w:num>
   <w:num w:numId="4" w16cid:durableId="777874118">
-    <w:abstractNumId w:val="8"/>
+    <w:abstractNumId w:val="9"/>
     <w:lvlOverride w:ilvl="0">
       <w:startOverride w:val="1"/>
     </w:lvlOverride>
   </w:num>
   <w:num w:numId="5" w16cid:durableId="1576433978">
-    <w:abstractNumId w:val="8"/>
+    <w:abstractNumId w:val="9"/>
     <w:lvlOverride w:ilvl="0">
       <w:startOverride w:val="1"/>
     </w:lvlOverride>
   </w:num>
   <w:num w:numId="6" w16cid:durableId="1272280314">
-    <w:abstractNumId w:val="8"/>
+    <w:abstractNumId w:val="9"/>
     <w:lvlOverride w:ilvl="0">
       <w:startOverride w:val="1"/>
     </w:lvlOverride>
   </w:num>
   <w:num w:numId="7" w16cid:durableId="303387530">
-    <w:abstractNumId w:val="8"/>
+    <w:abstractNumId w:val="9"/>
     <w:lvlOverride w:ilvl="0">
       <w:startOverride w:val="1"/>
     </w:lvlOverride>
   </w:num>
   <w:num w:numId="8" w16cid:durableId="971254738">
-    <w:abstractNumId w:val="8"/>
+    <w:abstractNumId w:val="9"/>
     <w:lvlOverride w:ilvl="0">
       <w:startOverride w:val="1"/>
     </w:lvlOverride>
   </w:num>
   <w:num w:numId="9" w16cid:durableId="399451382">
-    <w:abstractNumId w:val="8"/>
+    <w:abstractNumId w:val="9"/>
     <w:lvlOverride w:ilvl="0">
       <w:startOverride w:val="1"/>
     </w:lvlOverride>
   </w:num>
   <w:num w:numId="10" w16cid:durableId="1483422504">
-    <w:abstractNumId w:val="8"/>
+    <w:abstractNumId w:val="9"/>
     <w:lvlOverride w:ilvl="0">
       <w:startOverride w:val="1"/>
     </w:lvlOverride>
   </w:num>
   <w:num w:numId="11" w16cid:durableId="589194706">
-    <w:abstractNumId w:val="8"/>
+    <w:abstractNumId w:val="9"/>
     <w:lvlOverride w:ilvl="0">
       <w:startOverride w:val="1"/>
     </w:lvlOverride>
   </w:num>
   <w:num w:numId="12" w16cid:durableId="1860509229">
-    <w:abstractNumId w:val="8"/>
+    <w:abstractNumId w:val="9"/>
     <w:lvlOverride w:ilvl="0">
       <w:startOverride w:val="1"/>
     </w:lvlOverride>
   </w:num>
   <w:num w:numId="13" w16cid:durableId="2012020996">
-    <w:abstractNumId w:val="8"/>
+    <w:abstractNumId w:val="9"/>
   </w:num>
   <w:num w:numId="14" w16cid:durableId="524517018">
-    <w:abstractNumId w:val="8"/>
+    <w:abstractNumId w:val="9"/>
     <w:lvlOverride w:ilvl="0">
       <w:startOverride w:val="1"/>
     </w:lvlOverride>
   </w:num>
   <w:num w:numId="15" w16cid:durableId="91517163">
-    <w:abstractNumId w:val="8"/>
+    <w:abstractNumId w:val="9"/>
     <w:lvlOverride w:ilvl="0">
       <w:startOverride w:val="1"/>
     </w:lvlOverride>
   </w:num>
   <w:num w:numId="16" w16cid:durableId="1140920344">
-    <w:abstractNumId w:val="8"/>
+    <w:abstractNumId w:val="9"/>
     <w:lvlOverride w:ilvl="0">
       <w:startOverride w:val="1"/>
     </w:lvlOverride>
   </w:num>
   <w:num w:numId="17" w16cid:durableId="773134851">
-    <w:abstractNumId w:val="1"/>
+    <w:abstractNumId w:val="2"/>
   </w:num>
   <w:num w:numId="18" w16cid:durableId="1229609156">
     <w:abstractNumId w:val="0"/>
   </w:num>
   <w:num w:numId="19" w16cid:durableId="1170486823">
-    <w:abstractNumId w:val="7"/>
+    <w:abstractNumId w:val="8"/>
   </w:num>
   <w:num w:numId="20" w16cid:durableId="1216158072">
-    <w:abstractNumId w:val="9"/>
+    <w:abstractNumId w:val="10"/>
   </w:num>
   <w:num w:numId="21" w16cid:durableId="1476604239">
+    <w:abstractNumId w:val="5"/>
+  </w:num>
+  <w:num w:numId="22" w16cid:durableId="786462895">
     <w:abstractNumId w:val="4"/>
   </w:num>
-  <w:num w:numId="22" w16cid:durableId="786462895">
-    <w:abstractNumId w:val="3"/>
+  <w:num w:numId="23" w16cid:durableId="1593200984">
+    <w:abstractNumId w:val="1"/>
+    <w:lvlOverride w:ilvl="0">
+      <w:startOverride w:val="1"/>
+    </w:lvlOverride>
+    <w:lvlOverride w:ilvl="1">
+      <w:startOverride w:val="1"/>
+    </w:lvlOverride>
+    <w:lvlOverride w:ilvl="2">
+      <w:startOverride w:val="1"/>
+    </w:lvlOverride>
+    <w:lvlOverride w:ilvl="3">
+      <w:startOverride w:val="1"/>
+    </w:lvlOverride>
+    <w:lvlOverride w:ilvl="4">
+      <w:startOverride w:val="1"/>
+    </w:lvlOverride>
+    <w:lvlOverride w:ilvl="5">
+      <w:startOverride w:val="1"/>
+    </w:lvlOverride>
+    <w:lvlOverride w:ilvl="6">
+      <w:startOverride w:val="1"/>
+    </w:lvlOverride>
+    <w:lvlOverride w:ilvl="7">
+      <w:startOverride w:val="1"/>
+    </w:lvlOverride>
+    <w:lvlOverride w:ilvl="8">
+      <w:startOverride w:val="1"/>
+    </w:lvlOverride>
   </w:num>
   <w:numIdMacAtCleanup w:val="15"/>
 </w:numbering>
@@ -2340,7 +2468,7 @@
     <w:uiPriority w:val="9"/>
     <w:unhideWhenUsed/>
     <w:qFormat/>
-    <w:rsid w:val="00327C47"/>
+    <w:rsid w:val="00A03169"/>
     <w:pPr>
       <w:keepNext/>
       <w:keepLines/>
@@ -2352,6 +2480,9 @@
       <w:b/>
       <w:bCs/>
       <w:color w:val="000000" w:themeColor="text1"/>
+      <w:sz w:val="24"/>
+      <w:szCs w:val="24"/>
+      <w:lang w:val="it-IT"/>
     </w:rPr>
   </w:style>
   <w:style w:type="paragraph" w:styleId="Heading3">
@@ -2362,7 +2493,7 @@
     <w:uiPriority w:val="9"/>
     <w:unhideWhenUsed/>
     <w:qFormat/>
-    <w:rsid w:val="0001096B"/>
+    <w:rsid w:val="00A03169"/>
     <w:pPr>
       <w:keepNext/>
       <w:keepLines/>
@@ -2371,9 +2502,11 @@
     </w:pPr>
     <w:rPr>
       <w:rFonts w:eastAsiaTheme="majorEastAsia" w:cstheme="majorBidi"/>
+      <w:b/>
+      <w:bCs/>
       <w:color w:val="000000" w:themeColor="text1"/>
-      <w:sz w:val="28"/>
-      <w:szCs w:val="28"/>
+      <w:sz w:val="20"/>
+      <w:szCs w:val="20"/>
     </w:rPr>
   </w:style>
   <w:style w:type="paragraph" w:styleId="Heading4">
@@ -2508,6 +2641,7 @@
   <w:style w:type="character" w:default="1" w:styleId="DefaultParagraphFont">
     <w:name w:val="Default Paragraph Font"/>
     <w:uiPriority w:val="1"/>
+    <w:semiHidden/>
     <w:unhideWhenUsed/>
   </w:style>
   <w:style w:type="table" w:default="1" w:styleId="TableNormal">
@@ -2551,12 +2685,15 @@
     <w:basedOn w:val="DefaultParagraphFont"/>
     <w:link w:val="Heading2"/>
     <w:uiPriority w:val="9"/>
-    <w:rsid w:val="00327C47"/>
+    <w:rsid w:val="00A03169"/>
     <w:rPr>
       <w:rFonts w:ascii="Arial" w:eastAsiaTheme="majorEastAsia" w:hAnsi="Arial" w:cs="Arial"/>
       <w:b/>
       <w:bCs/>
       <w:color w:val="000000" w:themeColor="text1"/>
+      <w:sz w:val="24"/>
+      <w:szCs w:val="24"/>
+      <w:lang w:val="it-IT"/>
       <w14:ligatures w14:val="none"/>
     </w:rPr>
   </w:style>
@@ -2565,12 +2702,15 @@
     <w:basedOn w:val="DefaultParagraphFont"/>
     <w:link w:val="Heading3"/>
     <w:uiPriority w:val="9"/>
-    <w:rsid w:val="0001096B"/>
-    <w:rPr>
-      <w:rFonts w:eastAsiaTheme="majorEastAsia" w:cstheme="majorBidi"/>
+    <w:rsid w:val="00A03169"/>
+    <w:rPr>
+      <w:rFonts w:ascii="Arial" w:eastAsiaTheme="majorEastAsia" w:hAnsi="Arial" w:cstheme="majorBidi"/>
+      <w:b/>
+      <w:bCs/>
       <w:color w:val="000000" w:themeColor="text1"/>
-      <w:sz w:val="28"/>
-      <w:szCs w:val="28"/>
+      <w:sz w:val="20"/>
+      <w:szCs w:val="20"/>
+      <w14:ligatures w14:val="none"/>
     </w:rPr>
   </w:style>
   <w:style w:type="character" w:customStyle="1" w:styleId="Heading4Char">
@@ -3015,10 +3155,10 @@
       <w14:ligatures w14:val="none"/>
     </w:rPr>
   </w:style>
-  <w:style w:type="paragraph" w:customStyle="1" w:styleId="Wsreference">
-    <w:name w:val="Ws reference"/>
+  <w:style w:type="paragraph" w:customStyle="1" w:styleId="AIinstructions">
+    <w:name w:val="AI instructions"/>
     <w:basedOn w:val="Normal"/>
-    <w:link w:val="WsreferenceChar"/>
+    <w:link w:val="AIinstructionsChar"/>
     <w:qFormat/>
     <w:rsid w:val="007F6ABB"/>
     <w:rPr>
@@ -3027,10 +3167,10 @@
       <w:szCs w:val="18"/>
     </w:rPr>
   </w:style>
-  <w:style w:type="character" w:customStyle="1" w:styleId="WsreferenceChar">
-    <w:name w:val="Ws reference Char"/>
+  <w:style w:type="character" w:customStyle="1" w:styleId="AIinstructionsChar">
+    <w:name w:val="AI instructions Char"/>
     <w:basedOn w:val="DefaultParagraphFont"/>
-    <w:link w:val="Wsreference"/>
+    <w:link w:val="AIinstructions"/>
     <w:rsid w:val="007F6ABB"/>
     <w:rPr>
       <w:rFonts w:ascii="Arial" w:hAnsi="Arial" w:cs="Arial"/>
@@ -3077,16 +3217,18 @@
   </w:style>
   <w:style w:type="character" w:styleId="BookTitle">
     <w:name w:val="Book Title"/>
+    <w:aliases w:val="Info for Humans"/>
     <w:basedOn w:val="DefaultParagraphFont"/>
     <w:uiPriority w:val="33"/>
     <w:qFormat/>
-    <w:rsid w:val="00780A02"/>
-    <w:rPr>
-      <w:b/>
-      <w:bCs/>
+    <w:rsid w:val="000971AF"/>
+    <w:rPr>
       <w:i/>
       <w:iCs/>
+      <w:color w:val="4C94D8" w:themeColor="text2" w:themeTint="80"/>
       <w:spacing w:val="5"/>
+      <w:sz w:val="18"/>
+      <w:szCs w:val="18"/>
     </w:rPr>
   </w:style>
   <w:style w:type="paragraph" w:customStyle="1" w:styleId="Wsnumber">
@@ -3257,6 +3399,35 @@
       <w:sz w:val="24"/>
       <w:szCs w:val="24"/>
       <w:lang w:eastAsia="en-GB"/>
+      <w14:ligatures w14:val="none"/>
+    </w:rPr>
+  </w:style>
+  <w:style w:type="paragraph" w:customStyle="1" w:styleId="Infoforhumans">
+    <w:name w:val="Info for humans"/>
+    <w:basedOn w:val="Normal"/>
+    <w:link w:val="InfoforhumansChar"/>
+    <w:qFormat/>
+    <w:rsid w:val="008020DA"/>
+    <w:pPr>
+      <w:widowControl/>
+    </w:pPr>
+    <w:rPr>
+      <w:color w:val="0070C0"/>
+      <w:sz w:val="18"/>
+    </w:rPr>
+  </w:style>
+  <w:style w:type="character" w:customStyle="1" w:styleId="InfoforhumansChar">
+    <w:name w:val="Info for humans Char"/>
+    <w:basedOn w:val="Heading1Char"/>
+    <w:link w:val="Infoforhumans"/>
+    <w:rsid w:val="008020DA"/>
+    <w:rPr>
+      <w:rFonts w:ascii="Arial" w:eastAsiaTheme="majorEastAsia" w:hAnsi="Arial" w:cs="Arial"/>
+      <w:b w:val="0"/>
+      <w:bCs w:val="0"/>
+      <w:color w:val="0070C0"/>
+      <w:sz w:val="18"/>
+      <w:szCs w:val="28"/>
       <w14:ligatures w14:val="none"/>
     </w:rPr>
   </w:style>

--- a/content/CP4807/CP4807-2.docx
+++ b/content/CP4807/CP4807-2.docx
@@ -226,7 +226,7 @@
                           <pic:cNvPicPr/>
                         </pic:nvPicPr>
                         <pic:blipFill>
-                          <a:blip r:link="rId16"/>
+                          <a:blip r:embed="rId16"/>
                           <a:stretch>
                             <a:fillRect/>
                           </a:stretch>
@@ -327,7 +327,7 @@
                     <pic:cNvPicPr/>
                   </pic:nvPicPr>
                   <pic:blipFill>
-                    <a:blip r:link="rId10"/>
+                    <a:blip r:embed="rId10"/>
                     <a:stretch>
                       <a:fillRect/>
                     </a:stretch>
@@ -372,7 +372,7 @@
                     <pic:cNvPicPr/>
                   </pic:nvPicPr>
                   <pic:blipFill>
-                    <a:blip r:link="rId17"/>
+                    <a:blip r:embed="rId17"/>
                     <a:stretch>
                       <a:fillRect/>
                     </a:stretch>
@@ -560,7 +560,7 @@
                     <pic:cNvPicPr/>
                   </pic:nvPicPr>
                   <pic:blipFill>
-                    <a:blip r:link="rId10"/>
+                    <a:blip r:embed="rId10"/>
                     <a:stretch>
                       <a:fillRect/>
                     </a:stretch>
@@ -605,7 +605,7 @@
                     <pic:cNvPicPr/>
                   </pic:nvPicPr>
                   <pic:blipFill>
-                    <a:blip r:link="rId19"/>
+                    <a:blip r:embed="rId19"/>
                     <a:stretch>
                       <a:fillRect/>
                     </a:stretch>

--- a/content/CP4807/CP4807-2.docx
+++ b/content/CP4807/CP4807-2.docx
@@ -46,7 +46,7 @@
           </w:tcPr>
           <w:p>
             <w:pPr>
-              <w:pStyle w:val="AIinstructions"/>
+              <w:pStyle w:val="Wsreference"/>
             </w:pPr>
             <w:r>
               <w:t/>
@@ -226,7 +226,7 @@
                           <pic:cNvPicPr/>
                         </pic:nvPicPr>
                         <pic:blipFill>
-                          <a:blip r:embed="rId16"/>
+                          <a:blip r:link="rId16"/>
                           <a:stretch>
                             <a:fillRect/>
                           </a:stretch>
@@ -327,7 +327,7 @@
                     <pic:cNvPicPr/>
                   </pic:nvPicPr>
                   <pic:blipFill>
-                    <a:blip r:embed="rId10"/>
+                    <a:blip r:link="rId10"/>
                     <a:stretch>
                       <a:fillRect/>
                     </a:stretch>
@@ -372,7 +372,7 @@
                     <pic:cNvPicPr/>
                   </pic:nvPicPr>
                   <pic:blipFill>
-                    <a:blip r:embed="rId17"/>
+                    <a:blip r:link="rId17"/>
                     <a:stretch>
                       <a:fillRect/>
                     </a:stretch>
@@ -412,14 +412,8 @@
     <w:p>
       <w:pPr>
         <w:pStyle w:val="Heading2"/>
-        <w:rPr>
-          <w:lang w:val="en-GB"/>
-        </w:rPr>
-      </w:pPr>
-      <w:r>
-        <w:rPr>
-          <w:lang w:val="en-GB"/>
-        </w:rPr>
+      </w:pPr>
+      <w:r>
         <w:t>Over to you:</w:t>
       </w:r>
     </w:p>
@@ -560,7 +554,7 @@
                     <pic:cNvPicPr/>
                   </pic:nvPicPr>
                   <pic:blipFill>
-                    <a:blip r:embed="rId10"/>
+                    <a:blip r:link="rId10"/>
                     <a:stretch>
                       <a:fillRect/>
                     </a:stretch>
@@ -605,7 +599,7 @@
                     <pic:cNvPicPr/>
                   </pic:nvPicPr>
                   <pic:blipFill>
-                    <a:blip r:embed="rId19"/>
+                    <a:blip r:link="rId19"/>
                     <a:stretch>
                       <a:fillRect/>
                     </a:stretch>
@@ -645,14 +639,8 @@
     <w:p>
       <w:pPr>
         <w:pStyle w:val="Heading2"/>
-        <w:rPr>
-          <w:lang w:val="en-GB"/>
-        </w:rPr>
-      </w:pPr>
-      <w:r>
-        <w:rPr>
-          <w:lang w:val="en-GB"/>
-        </w:rPr>
+      </w:pPr>
+      <w:r>
         <w:t>Over to you:</w:t>
       </w:r>
     </w:p>
@@ -923,92 +911,6 @@
     </w:lvl>
   </w:abstractNum>
   <w:abstractNum w:abstractNumId="1" w15:restartNumberingAfterBreak="0">
-    <w:nsid w:val="1CF64BAE"/>
-    <w:multiLevelType w:val="hybridMultilevel"/>
-    <w:tmpl w:val="3E6C0900"/>
-    <w:lvl w:ilvl="0" w:tplc="0809000F">
-      <w:start w:val="1"/>
-      <w:numFmt w:val="decimal"/>
-      <w:lvlText w:val="%1."/>
-      <w:lvlJc w:val="left"/>
-      <w:pPr>
-        <w:ind w:left="720" w:hanging="360"/>
-      </w:pPr>
-    </w:lvl>
-    <w:lvl w:ilvl="1" w:tplc="08090019">
-      <w:start w:val="1"/>
-      <w:numFmt w:val="lowerLetter"/>
-      <w:lvlText w:val="%2."/>
-      <w:lvlJc w:val="left"/>
-      <w:pPr>
-        <w:ind w:left="1440" w:hanging="360"/>
-      </w:pPr>
-    </w:lvl>
-    <w:lvl w:ilvl="2" w:tplc="0809001B">
-      <w:start w:val="1"/>
-      <w:numFmt w:val="lowerRoman"/>
-      <w:lvlText w:val="%3."/>
-      <w:lvlJc w:val="right"/>
-      <w:pPr>
-        <w:ind w:left="2160" w:hanging="180"/>
-      </w:pPr>
-    </w:lvl>
-    <w:lvl w:ilvl="3" w:tplc="0809000F">
-      <w:start w:val="1"/>
-      <w:numFmt w:val="decimal"/>
-      <w:lvlText w:val="%4."/>
-      <w:lvlJc w:val="left"/>
-      <w:pPr>
-        <w:ind w:left="2880" w:hanging="360"/>
-      </w:pPr>
-    </w:lvl>
-    <w:lvl w:ilvl="4" w:tplc="08090019">
-      <w:start w:val="1"/>
-      <w:numFmt w:val="lowerLetter"/>
-      <w:lvlText w:val="%5."/>
-      <w:lvlJc w:val="left"/>
-      <w:pPr>
-        <w:ind w:left="3600" w:hanging="360"/>
-      </w:pPr>
-    </w:lvl>
-    <w:lvl w:ilvl="5" w:tplc="0809001B">
-      <w:start w:val="1"/>
-      <w:numFmt w:val="lowerRoman"/>
-      <w:lvlText w:val="%6."/>
-      <w:lvlJc w:val="right"/>
-      <w:pPr>
-        <w:ind w:left="4320" w:hanging="180"/>
-      </w:pPr>
-    </w:lvl>
-    <w:lvl w:ilvl="6" w:tplc="0809000F">
-      <w:start w:val="1"/>
-      <w:numFmt w:val="decimal"/>
-      <w:lvlText w:val="%7."/>
-      <w:lvlJc w:val="left"/>
-      <w:pPr>
-        <w:ind w:left="5040" w:hanging="360"/>
-      </w:pPr>
-    </w:lvl>
-    <w:lvl w:ilvl="7" w:tplc="08090019">
-      <w:start w:val="1"/>
-      <w:numFmt w:val="lowerLetter"/>
-      <w:lvlText w:val="%8."/>
-      <w:lvlJc w:val="left"/>
-      <w:pPr>
-        <w:ind w:left="5760" w:hanging="360"/>
-      </w:pPr>
-    </w:lvl>
-    <w:lvl w:ilvl="8" w:tplc="0809001B">
-      <w:start w:val="1"/>
-      <w:numFmt w:val="lowerRoman"/>
-      <w:lvlText w:val="%9."/>
-      <w:lvlJc w:val="right"/>
-      <w:pPr>
-        <w:ind w:left="6480" w:hanging="180"/>
-      </w:pPr>
-    </w:lvl>
-  </w:abstractNum>
-  <w:abstractNum w:abstractNumId="2" w15:restartNumberingAfterBreak="0">
     <w:nsid w:val="1EDE6A06"/>
     <w:multiLevelType w:val="hybridMultilevel"/>
     <w:tmpl w:val="107E292A"/>
@@ -1148,7 +1050,7 @@
       </w:rPr>
     </w:lvl>
   </w:abstractNum>
-  <w:abstractNum w:abstractNumId="3" w15:restartNumberingAfterBreak="0">
+  <w:abstractNum w:abstractNumId="2" w15:restartNumberingAfterBreak="0">
     <w:nsid w:val="27231DF8"/>
     <w:multiLevelType w:val="hybridMultilevel"/>
     <w:tmpl w:val="F1DE6CB2"/>
@@ -1261,7 +1163,7 @@
       </w:rPr>
     </w:lvl>
   </w:abstractNum>
-  <w:abstractNum w:abstractNumId="4" w15:restartNumberingAfterBreak="0">
+  <w:abstractNum w:abstractNumId="3" w15:restartNumberingAfterBreak="0">
     <w:nsid w:val="42CA77DD"/>
     <w:multiLevelType w:val="hybridMultilevel"/>
     <w:tmpl w:val="C180E7F8"/>
@@ -1347,7 +1249,7 @@
       </w:pPr>
     </w:lvl>
   </w:abstractNum>
-  <w:abstractNum w:abstractNumId="5" w15:restartNumberingAfterBreak="0">
+  <w:abstractNum w:abstractNumId="4" w15:restartNumberingAfterBreak="0">
     <w:nsid w:val="43BC4DEA"/>
     <w:multiLevelType w:val="hybridMultilevel"/>
     <w:tmpl w:val="C180E7F8"/>
@@ -1433,7 +1335,7 @@
       </w:pPr>
     </w:lvl>
   </w:abstractNum>
-  <w:abstractNum w:abstractNumId="6" w15:restartNumberingAfterBreak="0">
+  <w:abstractNum w:abstractNumId="5" w15:restartNumberingAfterBreak="0">
     <w:nsid w:val="461F5479"/>
     <w:multiLevelType w:val="hybridMultilevel"/>
     <w:tmpl w:val="E2687198"/>
@@ -1519,7 +1421,7 @@
       </w:pPr>
     </w:lvl>
   </w:abstractNum>
-  <w:abstractNum w:abstractNumId="7" w15:restartNumberingAfterBreak="0">
+  <w:abstractNum w:abstractNumId="6" w15:restartNumberingAfterBreak="0">
     <w:nsid w:val="510F0421"/>
     <w:multiLevelType w:val="hybridMultilevel"/>
     <w:tmpl w:val="FEC092D4"/>
@@ -1633,7 +1535,7 @@
       </w:rPr>
     </w:lvl>
   </w:abstractNum>
-  <w:abstractNum w:abstractNumId="8" w15:restartNumberingAfterBreak="0">
+  <w:abstractNum w:abstractNumId="7" w15:restartNumberingAfterBreak="0">
     <w:nsid w:val="61930371"/>
     <w:multiLevelType w:val="hybridMultilevel"/>
     <w:tmpl w:val="C180E7F8"/>
@@ -1719,7 +1621,7 @@
       </w:pPr>
     </w:lvl>
   </w:abstractNum>
-  <w:abstractNum w:abstractNumId="9" w15:restartNumberingAfterBreak="0">
+  <w:abstractNum w:abstractNumId="8" w15:restartNumberingAfterBreak="0">
     <w:nsid w:val="691A4E7A"/>
     <w:multiLevelType w:val="hybridMultilevel"/>
     <w:tmpl w:val="30885F9E"/>
@@ -1806,7 +1708,7 @@
       </w:pPr>
     </w:lvl>
   </w:abstractNum>
-  <w:abstractNum w:abstractNumId="10" w15:restartNumberingAfterBreak="0">
+  <w:abstractNum w:abstractNumId="9" w15:restartNumberingAfterBreak="0">
     <w:nsid w:val="71690A50"/>
     <w:multiLevelType w:val="hybridMultilevel"/>
     <w:tmpl w:val="C180E7F8"/>
@@ -1893,136 +1795,106 @@
     </w:lvl>
   </w:abstractNum>
   <w:num w:numId="1" w16cid:durableId="697898980">
+    <w:abstractNumId w:val="5"/>
+  </w:num>
+  <w:num w:numId="2" w16cid:durableId="1205171970">
     <w:abstractNumId w:val="6"/>
   </w:num>
-  <w:num w:numId="2" w16cid:durableId="1205171970">
-    <w:abstractNumId w:val="7"/>
-  </w:num>
   <w:num w:numId="3" w16cid:durableId="1887140642">
-    <w:abstractNumId w:val="3"/>
+    <w:abstractNumId w:val="2"/>
   </w:num>
   <w:num w:numId="4" w16cid:durableId="777874118">
-    <w:abstractNumId w:val="9"/>
+    <w:abstractNumId w:val="8"/>
     <w:lvlOverride w:ilvl="0">
       <w:startOverride w:val="1"/>
     </w:lvlOverride>
   </w:num>
   <w:num w:numId="5" w16cid:durableId="1576433978">
-    <w:abstractNumId w:val="9"/>
+    <w:abstractNumId w:val="8"/>
     <w:lvlOverride w:ilvl="0">
       <w:startOverride w:val="1"/>
     </w:lvlOverride>
   </w:num>
   <w:num w:numId="6" w16cid:durableId="1272280314">
-    <w:abstractNumId w:val="9"/>
+    <w:abstractNumId w:val="8"/>
     <w:lvlOverride w:ilvl="0">
       <w:startOverride w:val="1"/>
     </w:lvlOverride>
   </w:num>
   <w:num w:numId="7" w16cid:durableId="303387530">
-    <w:abstractNumId w:val="9"/>
+    <w:abstractNumId w:val="8"/>
     <w:lvlOverride w:ilvl="0">
       <w:startOverride w:val="1"/>
     </w:lvlOverride>
   </w:num>
   <w:num w:numId="8" w16cid:durableId="971254738">
-    <w:abstractNumId w:val="9"/>
+    <w:abstractNumId w:val="8"/>
     <w:lvlOverride w:ilvl="0">
       <w:startOverride w:val="1"/>
     </w:lvlOverride>
   </w:num>
   <w:num w:numId="9" w16cid:durableId="399451382">
-    <w:abstractNumId w:val="9"/>
+    <w:abstractNumId w:val="8"/>
     <w:lvlOverride w:ilvl="0">
       <w:startOverride w:val="1"/>
     </w:lvlOverride>
   </w:num>
   <w:num w:numId="10" w16cid:durableId="1483422504">
-    <w:abstractNumId w:val="9"/>
+    <w:abstractNumId w:val="8"/>
     <w:lvlOverride w:ilvl="0">
       <w:startOverride w:val="1"/>
     </w:lvlOverride>
   </w:num>
   <w:num w:numId="11" w16cid:durableId="589194706">
-    <w:abstractNumId w:val="9"/>
+    <w:abstractNumId w:val="8"/>
     <w:lvlOverride w:ilvl="0">
       <w:startOverride w:val="1"/>
     </w:lvlOverride>
   </w:num>
   <w:num w:numId="12" w16cid:durableId="1860509229">
-    <w:abstractNumId w:val="9"/>
+    <w:abstractNumId w:val="8"/>
     <w:lvlOverride w:ilvl="0">
       <w:startOverride w:val="1"/>
     </w:lvlOverride>
   </w:num>
   <w:num w:numId="13" w16cid:durableId="2012020996">
-    <w:abstractNumId w:val="9"/>
+    <w:abstractNumId w:val="8"/>
   </w:num>
   <w:num w:numId="14" w16cid:durableId="524517018">
-    <w:abstractNumId w:val="9"/>
+    <w:abstractNumId w:val="8"/>
     <w:lvlOverride w:ilvl="0">
       <w:startOverride w:val="1"/>
     </w:lvlOverride>
   </w:num>
   <w:num w:numId="15" w16cid:durableId="91517163">
-    <w:abstractNumId w:val="9"/>
+    <w:abstractNumId w:val="8"/>
     <w:lvlOverride w:ilvl="0">
       <w:startOverride w:val="1"/>
     </w:lvlOverride>
   </w:num>
   <w:num w:numId="16" w16cid:durableId="1140920344">
-    <w:abstractNumId w:val="9"/>
+    <w:abstractNumId w:val="8"/>
     <w:lvlOverride w:ilvl="0">
       <w:startOverride w:val="1"/>
     </w:lvlOverride>
   </w:num>
   <w:num w:numId="17" w16cid:durableId="773134851">
-    <w:abstractNumId w:val="2"/>
+    <w:abstractNumId w:val="1"/>
   </w:num>
   <w:num w:numId="18" w16cid:durableId="1229609156">
     <w:abstractNumId w:val="0"/>
   </w:num>
   <w:num w:numId="19" w16cid:durableId="1170486823">
-    <w:abstractNumId w:val="8"/>
+    <w:abstractNumId w:val="7"/>
   </w:num>
   <w:num w:numId="20" w16cid:durableId="1216158072">
-    <w:abstractNumId w:val="10"/>
+    <w:abstractNumId w:val="9"/>
   </w:num>
   <w:num w:numId="21" w16cid:durableId="1476604239">
-    <w:abstractNumId w:val="5"/>
+    <w:abstractNumId w:val="4"/>
   </w:num>
   <w:num w:numId="22" w16cid:durableId="786462895">
-    <w:abstractNumId w:val="4"/>
-  </w:num>
-  <w:num w:numId="23" w16cid:durableId="1593200984">
-    <w:abstractNumId w:val="1"/>
-    <w:lvlOverride w:ilvl="0">
-      <w:startOverride w:val="1"/>
-    </w:lvlOverride>
-    <w:lvlOverride w:ilvl="1">
-      <w:startOverride w:val="1"/>
-    </w:lvlOverride>
-    <w:lvlOverride w:ilvl="2">
-      <w:startOverride w:val="1"/>
-    </w:lvlOverride>
-    <w:lvlOverride w:ilvl="3">
-      <w:startOverride w:val="1"/>
-    </w:lvlOverride>
-    <w:lvlOverride w:ilvl="4">
-      <w:startOverride w:val="1"/>
-    </w:lvlOverride>
-    <w:lvlOverride w:ilvl="5">
-      <w:startOverride w:val="1"/>
-    </w:lvlOverride>
-    <w:lvlOverride w:ilvl="6">
-      <w:startOverride w:val="1"/>
-    </w:lvlOverride>
-    <w:lvlOverride w:ilvl="7">
-      <w:startOverride w:val="1"/>
-    </w:lvlOverride>
-    <w:lvlOverride w:ilvl="8">
-      <w:startOverride w:val="1"/>
-    </w:lvlOverride>
+    <w:abstractNumId w:val="3"/>
   </w:num>
   <w:numIdMacAtCleanup w:val="15"/>
 </w:numbering>
@@ -2468,7 +2340,7 @@
     <w:uiPriority w:val="9"/>
     <w:unhideWhenUsed/>
     <w:qFormat/>
-    <w:rsid w:val="00A03169"/>
+    <w:rsid w:val="00327C47"/>
     <w:pPr>
       <w:keepNext/>
       <w:keepLines/>
@@ -2480,9 +2352,6 @@
       <w:b/>
       <w:bCs/>
       <w:color w:val="000000" w:themeColor="text1"/>
-      <w:sz w:val="24"/>
-      <w:szCs w:val="24"/>
-      <w:lang w:val="it-IT"/>
     </w:rPr>
   </w:style>
   <w:style w:type="paragraph" w:styleId="Heading3">
@@ -2493,7 +2362,7 @@
     <w:uiPriority w:val="9"/>
     <w:unhideWhenUsed/>
     <w:qFormat/>
-    <w:rsid w:val="00A03169"/>
+    <w:rsid w:val="0001096B"/>
     <w:pPr>
       <w:keepNext/>
       <w:keepLines/>
@@ -2502,11 +2371,9 @@
     </w:pPr>
     <w:rPr>
       <w:rFonts w:eastAsiaTheme="majorEastAsia" w:cstheme="majorBidi"/>
-      <w:b/>
-      <w:bCs/>
       <w:color w:val="000000" w:themeColor="text1"/>
-      <w:sz w:val="20"/>
-      <w:szCs w:val="20"/>
+      <w:sz w:val="28"/>
+      <w:szCs w:val="28"/>
     </w:rPr>
   </w:style>
   <w:style w:type="paragraph" w:styleId="Heading4">
@@ -2641,7 +2508,6 @@
   <w:style w:type="character" w:default="1" w:styleId="DefaultParagraphFont">
     <w:name w:val="Default Paragraph Font"/>
     <w:uiPriority w:val="1"/>
-    <w:semiHidden/>
     <w:unhideWhenUsed/>
   </w:style>
   <w:style w:type="table" w:default="1" w:styleId="TableNormal">
@@ -2685,15 +2551,12 @@
     <w:basedOn w:val="DefaultParagraphFont"/>
     <w:link w:val="Heading2"/>
     <w:uiPriority w:val="9"/>
-    <w:rsid w:val="00A03169"/>
+    <w:rsid w:val="00327C47"/>
     <w:rPr>
       <w:rFonts w:ascii="Arial" w:eastAsiaTheme="majorEastAsia" w:hAnsi="Arial" w:cs="Arial"/>
       <w:b/>
       <w:bCs/>
       <w:color w:val="000000" w:themeColor="text1"/>
-      <w:sz w:val="24"/>
-      <w:szCs w:val="24"/>
-      <w:lang w:val="it-IT"/>
       <w14:ligatures w14:val="none"/>
     </w:rPr>
   </w:style>
@@ -2702,15 +2565,12 @@
     <w:basedOn w:val="DefaultParagraphFont"/>
     <w:link w:val="Heading3"/>
     <w:uiPriority w:val="9"/>
-    <w:rsid w:val="00A03169"/>
-    <w:rPr>
-      <w:rFonts w:ascii="Arial" w:eastAsiaTheme="majorEastAsia" w:hAnsi="Arial" w:cstheme="majorBidi"/>
-      <w:b/>
-      <w:bCs/>
+    <w:rsid w:val="0001096B"/>
+    <w:rPr>
+      <w:rFonts w:eastAsiaTheme="majorEastAsia" w:cstheme="majorBidi"/>
       <w:color w:val="000000" w:themeColor="text1"/>
-      <w:sz w:val="20"/>
-      <w:szCs w:val="20"/>
-      <w14:ligatures w14:val="none"/>
+      <w:sz w:val="28"/>
+      <w:szCs w:val="28"/>
     </w:rPr>
   </w:style>
   <w:style w:type="character" w:customStyle="1" w:styleId="Heading4Char">
@@ -3155,10 +3015,10 @@
       <w14:ligatures w14:val="none"/>
     </w:rPr>
   </w:style>
-  <w:style w:type="paragraph" w:customStyle="1" w:styleId="AIinstructions">
-    <w:name w:val="AI instructions"/>
+  <w:style w:type="paragraph" w:customStyle="1" w:styleId="Wsreference">
+    <w:name w:val="Ws reference"/>
     <w:basedOn w:val="Normal"/>
-    <w:link w:val="AIinstructionsChar"/>
+    <w:link w:val="WsreferenceChar"/>
     <w:qFormat/>
     <w:rsid w:val="007F6ABB"/>
     <w:rPr>
@@ -3167,10 +3027,10 @@
       <w:szCs w:val="18"/>
     </w:rPr>
   </w:style>
-  <w:style w:type="character" w:customStyle="1" w:styleId="AIinstructionsChar">
-    <w:name w:val="AI instructions Char"/>
+  <w:style w:type="character" w:customStyle="1" w:styleId="WsreferenceChar">
+    <w:name w:val="Ws reference Char"/>
     <w:basedOn w:val="DefaultParagraphFont"/>
-    <w:link w:val="AIinstructions"/>
+    <w:link w:val="Wsreference"/>
     <w:rsid w:val="007F6ABB"/>
     <w:rPr>
       <w:rFonts w:ascii="Arial" w:hAnsi="Arial" w:cs="Arial"/>
@@ -3217,18 +3077,16 @@
   </w:style>
   <w:style w:type="character" w:styleId="BookTitle">
     <w:name w:val="Book Title"/>
-    <w:aliases w:val="Info for Humans"/>
     <w:basedOn w:val="DefaultParagraphFont"/>
     <w:uiPriority w:val="33"/>
     <w:qFormat/>
-    <w:rsid w:val="000971AF"/>
-    <w:rPr>
+    <w:rsid w:val="00780A02"/>
+    <w:rPr>
+      <w:b/>
+      <w:bCs/>
       <w:i/>
       <w:iCs/>
-      <w:color w:val="4C94D8" w:themeColor="text2" w:themeTint="80"/>
       <w:spacing w:val="5"/>
-      <w:sz w:val="18"/>
-      <w:szCs w:val="18"/>
     </w:rPr>
   </w:style>
   <w:style w:type="paragraph" w:customStyle="1" w:styleId="Wsnumber">
@@ -3399,35 +3257,6 @@
       <w:sz w:val="24"/>
       <w:szCs w:val="24"/>
       <w:lang w:eastAsia="en-GB"/>
-      <w14:ligatures w14:val="none"/>
-    </w:rPr>
-  </w:style>
-  <w:style w:type="paragraph" w:customStyle="1" w:styleId="Infoforhumans">
-    <w:name w:val="Info for humans"/>
-    <w:basedOn w:val="Normal"/>
-    <w:link w:val="InfoforhumansChar"/>
-    <w:qFormat/>
-    <w:rsid w:val="008020DA"/>
-    <w:pPr>
-      <w:widowControl/>
-    </w:pPr>
-    <w:rPr>
-      <w:color w:val="0070C0"/>
-      <w:sz w:val="18"/>
-    </w:rPr>
-  </w:style>
-  <w:style w:type="character" w:customStyle="1" w:styleId="InfoforhumansChar">
-    <w:name w:val="Info for humans Char"/>
-    <w:basedOn w:val="Heading1Char"/>
-    <w:link w:val="Infoforhumans"/>
-    <w:rsid w:val="008020DA"/>
-    <w:rPr>
-      <w:rFonts w:ascii="Arial" w:eastAsiaTheme="majorEastAsia" w:hAnsi="Arial" w:cs="Arial"/>
-      <w:b w:val="0"/>
-      <w:bCs w:val="0"/>
-      <w:color w:val="0070C0"/>
-      <w:sz w:val="18"/>
-      <w:szCs w:val="28"/>
       <w14:ligatures w14:val="none"/>
     </w:rPr>
   </w:style>

--- a/content/CP4807/CP4807-2.docx
+++ b/content/CP4807/CP4807-2.docx
@@ -2,6 +2,18 @@
 <file path=word/document.xml><?xml version="1.0" encoding="utf-8"?>
 <w:document xmlns:wpc="http://schemas.microsoft.com/office/word/2010/wordprocessingCanvas" xmlns:cx="http://schemas.microsoft.com/office/drawing/2014/chartex" xmlns:cx1="http://schemas.microsoft.com/office/drawing/2015/9/8/chartex" xmlns:cx2="http://schemas.microsoft.com/office/drawing/2015/10/21/chartex" xmlns:cx3="http://schemas.microsoft.com/office/drawing/2016/5/9/chartex" xmlns:cx4="http://schemas.microsoft.com/office/drawing/2016/5/10/chartex" xmlns:cx5="http://schemas.microsoft.com/office/drawing/2016/5/11/chartex" xmlns:cx6="http://schemas.microsoft.com/office/drawing/2016/5/12/chartex" xmlns:cx7="http://schemas.microsoft.com/office/drawing/2016/5/13/chartex" xmlns:cx8="http://schemas.microsoft.com/office/drawing/2016/5/14/chartex" xmlns:mc="http://schemas.openxmlformats.org/markup-compatibility/2006" xmlns:aink="http://schemas.microsoft.com/office/drawing/2016/ink" xmlns:am3d="http://schemas.microsoft.com/office/drawing/2017/model3d" xmlns:o="urn:schemas-microsoft-com:office:office" xmlns:oel="http://schemas.microsoft.com/office/2019/extlst" xmlns:r="http://schemas.openxmlformats.org/officeDocument/2006/relationships" xmlns:m="http://schemas.openxmlformats.org/officeDocument/2006/math" xmlns:v="urn:schemas-microsoft-com:vml" xmlns:wp14="http://schemas.microsoft.com/office/word/2010/wordprocessingDrawing" xmlns:wp="http://schemas.openxmlformats.org/drawingml/2006/wordprocessingDrawing" xmlns:w10="urn:schemas-microsoft-com:office:word" xmlns:w="http://schemas.openxmlformats.org/wordprocessingml/2006/main" xmlns:w14="http://schemas.microsoft.com/office/word/2010/wordml" xmlns:w15="http://schemas.microsoft.com/office/word/2012/wordml" xmlns:w16cex="http://schemas.microsoft.com/office/word/2018/wordml/cex" xmlns:w16cid="http://schemas.microsoft.com/office/word/2016/wordml/cid" xmlns:w16="http://schemas.microsoft.com/office/word/2018/wordml" xmlns:w16du="http://schemas.microsoft.com/office/word/2023/wordml/word16du" xmlns:w16sdtdh="http://schemas.microsoft.com/office/word/2020/wordml/sdtdatahash" xmlns:w16sdtfl="http://schemas.microsoft.com/office/word/2024/wordml/sdtformatlock" xmlns:w16se="http://schemas.microsoft.com/office/word/2015/wordml/symex" xmlns:wpg="http://schemas.microsoft.com/office/word/2010/wordprocessingGroup" xmlns:wpi="http://schemas.microsoft.com/office/word/2010/wordprocessingInk" xmlns:wne="http://schemas.microsoft.com/office/word/2006/wordml" xmlns:wps="http://schemas.microsoft.com/office/word/2010/wordprocessingShape" mc:Ignorable="w14 w15 w16se w16cid w16 w16cex w16sdtdh w16sdtfl w16du wp14">
   <w:body>
+    <w:p>
+      <w:pPr>
+        <w:pStyle w:val="Numberedbullet"/>
+        <w:numPr>
+          <w:ilvl w:val="0"/>
+          <w:numId w:val="0"/>
+        </w:numPr>
+        <w:rPr>
+          <w:rStyle w:val="NumberedbulletChar"/>
+        </w:rPr>
+      </w:pPr>
+    </w:p>
     <w:tbl>
       <w:tblPr>
         <w:tblStyle w:val="TableGrid"/>
@@ -46,20 +58,6 @@
           </w:tcPr>
           <w:p>
             <w:pPr>
-              <w:pStyle w:val="Wsreference"/>
-            </w:pPr>
-            <w:r>
-              <w:t/>
-            </w:r>
-            <w:r>
-              <w:t/>
-            </w:r>
-            <w:r>
-              <w:t/>
-            </w:r>
-          </w:p>
-          <w:p>
-            <w:pPr>
               <w:pStyle w:val="Wsnumber"/>
             </w:pPr>
             <w:r>
@@ -75,6 +73,14 @@
             </w:pPr>
             <w:r>
               <w:t>Performing calculations</w:t>
+            </w:r>
+          </w:p>
+          <w:p>
+            <w:pPr>
+              <w:pStyle w:val="Wsreference"/>
+            </w:pPr>
+            <w:r>
+              <w:t>CP4807-2</w:t>
             </w:r>
           </w:p>
         </w:tc>
@@ -179,7 +185,15 @@
           <w:p/>
           <w:p>
             <w:r>
-              <w:t xml:space="preserve">Microcontroller brains are not wired like human being’s. This has consequences for mathematics, variables and input output processes that you need to understand. </w:t>
+              <w:t xml:space="preserve">Microcontroller brains are not wired like human </w:t>
+            </w:r>
+            <w:proofErr w:type="gramStart"/>
+            <w:r>
+              <w:t>being’s</w:t>
+            </w:r>
+            <w:proofErr w:type="gramEnd"/>
+            <w:r>
+              <w:t xml:space="preserve">. This has consequences for mathematics, variables and input output processes that you need to understand. </w:t>
             </w:r>
           </w:p>
           <w:p/>
@@ -211,7 +225,7 @@
                 <w:noProof/>
               </w:rPr>
               <w:drawing>
-                <wp:inline distT="0" distB="0" distL="0" distR="0" wp14:anchorId="045AE015" wp14:editId="159F56E2">
+                <wp:inline distT="0" distB="0" distL="0" distR="0" wp14:anchorId="045AE015" wp14:editId="203696E0">
                   <wp:extent cx="1959428" cy="2048047"/>
                   <wp:effectExtent l="0" t="0" r="3175" b="0"/>
                   <wp:docPr id="644621396" name="binary.jpg" descr="A screen shot of numbers&#10;&#10;AI-generated content may be incorrect."/>
@@ -226,7 +240,7 @@
                           <pic:cNvPicPr/>
                         </pic:nvPicPr>
                         <pic:blipFill>
-                          <a:blip r:link="rId16"/>
+                          <a:blip r:embed="rId8" r:link="rId9"/>
                           <a:stretch>
                             <a:fillRect/>
                           </a:stretch>
@@ -312,9 +326,9 @@
           <w:noProof/>
         </w:rPr>
         <w:drawing>
-          <wp:inline distT="0" distB="0" distL="0" distR="0" wp14:anchorId="729A5713" wp14:editId="11FE5D3C">
+          <wp:inline distT="0" distB="0" distL="0" distR="0" wp14:anchorId="729A5713" wp14:editId="0F5B1FB9">
             <wp:extent cx="1440000" cy="331200"/>
-            <wp:effectExtent l="0" t="0" r="8255" b="0"/>
+            <wp:effectExtent l="0" t="0" r="8255" b="12065"/>
             <wp:docPr id="1015541492" name="youtube logo.png" descr="A black text on a white background&#10;&#10;AI-generated content may be incorrect."/>
             <wp:cNvGraphicFramePr>
               <a:graphicFrameLocks xmlns:a="http://schemas.openxmlformats.org/drawingml/2006/main" noChangeAspect="1"/>
@@ -357,9 +371,9 @@
           <w:noProof/>
         </w:rPr>
         <w:drawing>
-          <wp:inline distT="0" distB="0" distL="0" distR="0" wp14:anchorId="48B55B95" wp14:editId="664B7A58">
+          <wp:inline distT="0" distB="0" distL="0" distR="0" wp14:anchorId="48B55B95" wp14:editId="37ACA6F7">
             <wp:extent cx="3600000" cy="2023200"/>
-            <wp:effectExtent l="0" t="0" r="635" b="0"/>
+            <wp:effectExtent l="0" t="0" r="635" b="15240"/>
             <wp:docPr id="592689490" name="B H M N.jpg" descr="A screenshot of a computer&#10;&#10;AI-generated content may be incorrect."/>
             <wp:cNvGraphicFramePr>
               <a:graphicFrameLocks xmlns:a="http://schemas.openxmlformats.org/drawingml/2006/main" noChangeAspect="1"/>
@@ -372,7 +386,7 @@
                     <pic:cNvPicPr/>
                   </pic:nvPicPr>
                   <pic:blipFill>
-                    <a:blip r:link="rId17"/>
+                    <a:blip r:link="rId11"/>
                     <a:stretch>
                       <a:fillRect/>
                     </a:stretch>
@@ -397,7 +411,7 @@
       <w:pPr>
         <w:pStyle w:val="YouTubelinkURL"/>
       </w:pPr>
-      <w:hyperlink r:id="rId18" w:history="1">
+      <w:hyperlink r:id="rId12" w:history="1">
         <w:r>
           <w:rPr>
             <w:rStyle w:val="Hyperlink"/>
@@ -428,7 +442,15 @@
         <w:t>Binary, Hex and Magic numbers</w:t>
       </w:r>
       <w:r>
-        <w:t xml:space="preserve">” on the Flowcode YouTube site. </w:t>
+        <w:t xml:space="preserve">” on the </w:t>
+      </w:r>
+      <w:proofErr w:type="spellStart"/>
+      <w:r>
+        <w:t>Flowcode</w:t>
+      </w:r>
+      <w:proofErr w:type="spellEnd"/>
+      <w:r>
+        <w:t xml:space="preserve"> YouTube site. </w:t>
       </w:r>
     </w:p>
     <w:p>
@@ -517,14 +539,43 @@
         <w:pStyle w:val="Bullet"/>
       </w:pPr>
       <w:r>
-        <w:t>Repeat the exercise but convert 3 binary 8 bit numbers into decimal.</w:t>
+        <w:t xml:space="preserve">Repeat the exercise but convert 3 </w:t>
+      </w:r>
+      <w:proofErr w:type="gramStart"/>
+      <w:r>
+        <w:t>binary</w:t>
+      </w:r>
+      <w:proofErr w:type="gramEnd"/>
+      <w:r>
+        <w:t xml:space="preserve"> </w:t>
+      </w:r>
+      <w:proofErr w:type="gramStart"/>
+      <w:r>
+        <w:t>8 bit</w:t>
+      </w:r>
+      <w:proofErr w:type="gramEnd"/>
+      <w:r>
+        <w:t xml:space="preserve"> numbers into decimal.</w:t>
       </w:r>
     </w:p>
+    <w:p/>
     <w:p>
       <w:r>
-        <w:t xml:space="preserve">If you are using an ESP32 microcontroller this worksheet will present difficulties as the ESP32 is a 32 bit system and chip input output connections are complex. </w:t>
+        <w:t xml:space="preserve">If you are using an ESP32 microcontroller this worksheet will present difficulties as the ESP32 is a </w:t>
+      </w:r>
+      <w:proofErr w:type="gramStart"/>
+      <w:r>
+        <w:t>32 bit</w:t>
+      </w:r>
+      <w:proofErr w:type="gramEnd"/>
+      <w:r>
+        <w:t xml:space="preserve"> system and chip input output connections are complex. </w:t>
       </w:r>
     </w:p>
+    <w:p/>
+    <w:p/>
+    <w:p/>
+    <w:p/>
     <w:p>
       <w:pPr>
         <w:pStyle w:val="Heading2"/>
@@ -533,15 +584,17 @@
         <w:t>Part 2</w:t>
       </w:r>
     </w:p>
+    <w:p/>
+    <w:p/>
     <w:p>
       <w:r>
         <w:rPr>
           <w:noProof/>
         </w:rPr>
         <w:drawing>
-          <wp:inline distT="0" distB="0" distL="0" distR="0" wp14:anchorId="4FBBF942" wp14:editId="74744B27">
+          <wp:inline distT="0" distB="0" distL="0" distR="0" wp14:anchorId="4FBBF942" wp14:editId="76B2AAC8">
             <wp:extent cx="1440000" cy="331200"/>
-            <wp:effectExtent l="0" t="0" r="8255" b="0"/>
+            <wp:effectExtent l="0" t="0" r="8255" b="12065"/>
             <wp:docPr id="1748673497" name="youtube logo.png" descr="A black text on a white background&#10;&#10;AI-generated content may be incorrect."/>
             <wp:cNvGraphicFramePr>
               <a:graphicFrameLocks xmlns:a="http://schemas.openxmlformats.org/drawingml/2006/main" noChangeAspect="1"/>
@@ -584,9 +637,9 @@
           <w:noProof/>
         </w:rPr>
         <w:drawing>
-          <wp:inline distT="0" distB="0" distL="0" distR="0" wp14:anchorId="6AD1605F" wp14:editId="0C404370">
+          <wp:inline distT="0" distB="0" distL="0" distR="0" wp14:anchorId="6AD1605F" wp14:editId="33AEB1B5">
             <wp:extent cx="3600000" cy="2023200"/>
-            <wp:effectExtent l="0" t="0" r="635" b="0"/>
+            <wp:effectExtent l="0" t="0" r="635" b="15240"/>
             <wp:docPr id="1004840978" name="counter.jpg" descr="A computer screen shot of a computer&#10;&#10;AI-generated content may be incorrect."/>
             <wp:cNvGraphicFramePr>
               <a:graphicFrameLocks xmlns:a="http://schemas.openxmlformats.org/drawingml/2006/main" noChangeAspect="1"/>
@@ -599,7 +652,7 @@
                     <pic:cNvPicPr/>
                   </pic:nvPicPr>
                   <pic:blipFill>
-                    <a:blip r:link="rId19"/>
+                    <a:blip r:link="rId13"/>
                     <a:stretch>
                       <a:fillRect/>
                     </a:stretch>
@@ -624,7 +677,7 @@
       <w:pPr>
         <w:pStyle w:val="YouTubelinkURL"/>
       </w:pPr>
-      <w:hyperlink r:id="rId20" w:history="1">
+      <w:hyperlink r:id="rId14" w:history="1">
         <w:r>
           <w:rPr>
             <w:rStyle w:val="Hyperlink"/>
@@ -651,11 +704,24 @@
       <w:r>
         <w:t>Watch the video “</w:t>
       </w:r>
-      <w:r>
-        <w:t>Flowcode Embedded: a counter</w:t>
-      </w:r>
-      <w:r>
-        <w:t xml:space="preserve">” on the Flowcode YouTube site. </w:t>
+      <w:proofErr w:type="spellStart"/>
+      <w:r>
+        <w:t>Flowcode</w:t>
+      </w:r>
+      <w:proofErr w:type="spellEnd"/>
+      <w:r>
+        <w:t xml:space="preserve"> Embedded: a counter</w:t>
+      </w:r>
+      <w:r>
+        <w:t xml:space="preserve">” on the </w:t>
+      </w:r>
+      <w:proofErr w:type="spellStart"/>
+      <w:r>
+        <w:t>Flowcode</w:t>
+      </w:r>
+      <w:proofErr w:type="spellEnd"/>
+      <w:r>
+        <w:t xml:space="preserve"> YouTube site. </w:t>
       </w:r>
     </w:p>
     <w:p>
@@ -788,7 +854,21 @@
         <w:rPr>
           <w:rStyle w:val="NumberedbulletChar"/>
         </w:rPr>
-        <w:t xml:space="preserve">The Flowcode Wiki contains information on variable </w:t>
+        <w:t xml:space="preserve">The </w:t>
+      </w:r>
+      <w:proofErr w:type="spellStart"/>
+      <w:r>
+        <w:rPr>
+          <w:rStyle w:val="NumberedbulletChar"/>
+        </w:rPr>
+        <w:t>Flowcode</w:t>
+      </w:r>
+      <w:proofErr w:type="spellEnd"/>
+      <w:r>
+        <w:rPr>
+          <w:rStyle w:val="NumberedbulletChar"/>
+        </w:rPr>
+        <w:t xml:space="preserve"> Wiki contains information on variable </w:t>
       </w:r>
       <w:r>
         <w:rPr>
@@ -817,9 +897,55 @@
         <w:t>Use the Loop count so that the first loop executes 7 times. At this point bit 7 is lit up. Add a second loop that executes 7 times but use the divide ‘/’ operator in the calculation command rather than the times ‘*’ operator.</w:t>
       </w:r>
     </w:p>
-    <w:sectPr/>
+    <w:p/>
+    <w:sectPr>
+      <w:pgSz w:w="11906" w:h="16838" w:code="9"/>
+      <w:pgMar w:top="567" w:right="567" w:bottom="567" w:left="567" w:header="709" w:footer="709" w:gutter="0"/>
+      <w:pgNumType w:start="0"/>
+      <w:cols w:space="708"/>
+      <w:titlePg/>
+      <w:docGrid w:linePitch="360"/>
+    </w:sectPr>
   </w:body>
 </w:document>
+</file>
+
+<file path=word/endnotes.xml><?xml version="1.0" encoding="utf-8"?>
+<w:endnotes xmlns:wpc="http://schemas.microsoft.com/office/word/2010/wordprocessingCanvas" xmlns:cx="http://schemas.microsoft.com/office/drawing/2014/chartex" xmlns:cx1="http://schemas.microsoft.com/office/drawing/2015/9/8/chartex" xmlns:cx2="http://schemas.microsoft.com/office/drawing/2015/10/21/chartex" xmlns:cx3="http://schemas.microsoft.com/office/drawing/2016/5/9/chartex" xmlns:cx4="http://schemas.microsoft.com/office/drawing/2016/5/10/chartex" xmlns:cx5="http://schemas.microsoft.com/office/drawing/2016/5/11/chartex" xmlns:cx6="http://schemas.microsoft.com/office/drawing/2016/5/12/chartex" xmlns:cx7="http://schemas.microsoft.com/office/drawing/2016/5/13/chartex" xmlns:cx8="http://schemas.microsoft.com/office/drawing/2016/5/14/chartex" xmlns:mc="http://schemas.openxmlformats.org/markup-compatibility/2006" xmlns:aink="http://schemas.microsoft.com/office/drawing/2016/ink" xmlns:am3d="http://schemas.microsoft.com/office/drawing/2017/model3d" xmlns:o="urn:schemas-microsoft-com:office:office" xmlns:oel="http://schemas.microsoft.com/office/2019/extlst" xmlns:r="http://schemas.openxmlformats.org/officeDocument/2006/relationships" xmlns:m="http://schemas.openxmlformats.org/officeDocument/2006/math" xmlns:v="urn:schemas-microsoft-com:vml" xmlns:wp14="http://schemas.microsoft.com/office/word/2010/wordprocessingDrawing" xmlns:wp="http://schemas.openxmlformats.org/drawingml/2006/wordprocessingDrawing" xmlns:w10="urn:schemas-microsoft-com:office:word" xmlns:w="http://schemas.openxmlformats.org/wordprocessingml/2006/main" xmlns:w14="http://schemas.microsoft.com/office/word/2010/wordml" xmlns:w15="http://schemas.microsoft.com/office/word/2012/wordml" xmlns:w16cex="http://schemas.microsoft.com/office/word/2018/wordml/cex" xmlns:w16cid="http://schemas.microsoft.com/office/word/2016/wordml/cid" xmlns:w16="http://schemas.microsoft.com/office/word/2018/wordml" xmlns:w16du="http://schemas.microsoft.com/office/word/2023/wordml/word16du" xmlns:w16sdtdh="http://schemas.microsoft.com/office/word/2020/wordml/sdtdatahash" xmlns:w16sdtfl="http://schemas.microsoft.com/office/word/2024/wordml/sdtformatlock" xmlns:w16se="http://schemas.microsoft.com/office/word/2015/wordml/symex" xmlns:wpg="http://schemas.microsoft.com/office/word/2010/wordprocessingGroup" xmlns:wpi="http://schemas.microsoft.com/office/word/2010/wordprocessingInk" xmlns:wne="http://schemas.microsoft.com/office/word/2006/wordml" xmlns:wps="http://schemas.microsoft.com/office/word/2010/wordprocessingShape" mc:Ignorable="w14 w15 w16se w16cid w16 w16cex w16sdtdh w16sdtfl w16du wp14">
+  <w:endnote w:type="separator" w:id="-1">
+    <w:p>
+      <w:r>
+        <w:separator/>
+      </w:r>
+    </w:p>
+  </w:endnote>
+  <w:endnote w:type="continuationSeparator" w:id="0">
+    <w:p>
+      <w:r>
+        <w:continuationSeparator/>
+      </w:r>
+    </w:p>
+  </w:endnote>
+</w:endnotes>
+</file>
+
+<file path=word/footnotes.xml><?xml version="1.0" encoding="utf-8"?>
+<w:footnotes xmlns:wpc="http://schemas.microsoft.com/office/word/2010/wordprocessingCanvas" xmlns:cx="http://schemas.microsoft.com/office/drawing/2014/chartex" xmlns:cx1="http://schemas.microsoft.com/office/drawing/2015/9/8/chartex" xmlns:cx2="http://schemas.microsoft.com/office/drawing/2015/10/21/chartex" xmlns:cx3="http://schemas.microsoft.com/office/drawing/2016/5/9/chartex" xmlns:cx4="http://schemas.microsoft.com/office/drawing/2016/5/10/chartex" xmlns:cx5="http://schemas.microsoft.com/office/drawing/2016/5/11/chartex" xmlns:cx6="http://schemas.microsoft.com/office/drawing/2016/5/12/chartex" xmlns:cx7="http://schemas.microsoft.com/office/drawing/2016/5/13/chartex" xmlns:cx8="http://schemas.microsoft.com/office/drawing/2016/5/14/chartex" xmlns:mc="http://schemas.openxmlformats.org/markup-compatibility/2006" xmlns:aink="http://schemas.microsoft.com/office/drawing/2016/ink" xmlns:am3d="http://schemas.microsoft.com/office/drawing/2017/model3d" xmlns:o="urn:schemas-microsoft-com:office:office" xmlns:oel="http://schemas.microsoft.com/office/2019/extlst" xmlns:r="http://schemas.openxmlformats.org/officeDocument/2006/relationships" xmlns:m="http://schemas.openxmlformats.org/officeDocument/2006/math" xmlns:v="urn:schemas-microsoft-com:vml" xmlns:wp14="http://schemas.microsoft.com/office/word/2010/wordprocessingDrawing" xmlns:wp="http://schemas.openxmlformats.org/drawingml/2006/wordprocessingDrawing" xmlns:w10="urn:schemas-microsoft-com:office:word" xmlns:w="http://schemas.openxmlformats.org/wordprocessingml/2006/main" xmlns:w14="http://schemas.microsoft.com/office/word/2010/wordml" xmlns:w15="http://schemas.microsoft.com/office/word/2012/wordml" xmlns:w16cex="http://schemas.microsoft.com/office/word/2018/wordml/cex" xmlns:w16cid="http://schemas.microsoft.com/office/word/2016/wordml/cid" xmlns:w16="http://schemas.microsoft.com/office/word/2018/wordml" xmlns:w16du="http://schemas.microsoft.com/office/word/2023/wordml/word16du" xmlns:w16sdtdh="http://schemas.microsoft.com/office/word/2020/wordml/sdtdatahash" xmlns:w16sdtfl="http://schemas.microsoft.com/office/word/2024/wordml/sdtformatlock" xmlns:w16se="http://schemas.microsoft.com/office/word/2015/wordml/symex" xmlns:wpg="http://schemas.microsoft.com/office/word/2010/wordprocessingGroup" xmlns:wpi="http://schemas.microsoft.com/office/word/2010/wordprocessingInk" xmlns:wne="http://schemas.microsoft.com/office/word/2006/wordml" xmlns:wps="http://schemas.microsoft.com/office/word/2010/wordprocessingShape" mc:Ignorable="w14 w15 w16se w16cid w16 w16cex w16sdtdh w16sdtfl w16du wp14">
+  <w:footnote w:type="separator" w:id="-1">
+    <w:p>
+      <w:r>
+        <w:separator/>
+      </w:r>
+    </w:p>
+  </w:footnote>
+  <w:footnote w:type="continuationSeparator" w:id="0">
+    <w:p>
+      <w:r>
+        <w:continuationSeparator/>
+      </w:r>
+    </w:p>
+  </w:footnote>
+</w:footnotes>
 </file>
 
 <file path=word/numbering.xml><?xml version="1.0" encoding="utf-8"?>
@@ -2508,6 +2634,7 @@
   <w:style w:type="character" w:default="1" w:styleId="DefaultParagraphFont">
     <w:name w:val="Default Paragraph Font"/>
     <w:uiPriority w:val="1"/>
+    <w:semiHidden/>
     <w:unhideWhenUsed/>
   </w:style>
   <w:style w:type="table" w:default="1" w:styleId="TableNormal">
@@ -3020,9 +3147,8 @@
     <w:basedOn w:val="Normal"/>
     <w:link w:val="WsreferenceChar"/>
     <w:qFormat/>
-    <w:rsid w:val="007F6ABB"/>
-    <w:rPr>
-      <w:color w:val="EE0000"/>
+    <w:rsid w:val="00780A02"/>
+    <w:rPr>
       <w:sz w:val="18"/>
       <w:szCs w:val="18"/>
     </w:rPr>
@@ -3031,10 +3157,9 @@
     <w:name w:val="Ws reference Char"/>
     <w:basedOn w:val="DefaultParagraphFont"/>
     <w:link w:val="Wsreference"/>
-    <w:rsid w:val="007F6ABB"/>
+    <w:rsid w:val="00780A02"/>
     <w:rPr>
       <w:rFonts w:ascii="Arial" w:hAnsi="Arial" w:cs="Arial"/>
-      <w:color w:val="EE0000"/>
       <w:sz w:val="18"/>
       <w:szCs w:val="18"/>
       <w14:ligatures w14:val="none"/>
@@ -3556,4 +3681,16 @@
     </a:ext>
   </a:extLst>
 </a:theme>
+</file>
+
+<file path=customXml/item1.xml><?xml version="1.0" encoding="utf-8"?>
+<b:Sources xmlns:b="http://schemas.openxmlformats.org/officeDocument/2006/bibliography" xmlns="http://schemas.openxmlformats.org/officeDocument/2006/bibliography" SelectedStyle="\APASixthEditionOfficeOnline.xsl" StyleName="APA" Version="6"/>
+</file>
+
+<file path=customXml/itemProps1.xml><?xml version="1.0" encoding="utf-8"?>
+<ds:datastoreItem xmlns:ds="http://schemas.openxmlformats.org/officeDocument/2006/customXml" ds:itemID="{BE5A20E6-7732-4185-AAE9-74F072D597D3}">
+  <ds:schemaRefs>
+    <ds:schemaRef ds:uri="http://schemas.openxmlformats.org/officeDocument/2006/bibliography"/>
+  </ds:schemaRefs>
+</ds:datastoreItem>
 </file>